--- a/clients/ebrmd/me_ec/reports/EBRMD - ME EC Patch Activity - 2026-03.docx
+++ b/clients/ebrmd/me_ec/reports/EBRMD - ME EC Patch Activity - 2026-03.docx
@@ -367,99 +367,7 @@
                 <w:color w:val="59595B"/>
                 <w:sz w:val="20"/>
               </w:rPr>
-              <w:t>Patches installed</w:t>
-            </w:r>
-          </w:p>
-        </w:tc>
-        <w:tc>
-          <w:tcPr>
-            <w:tcW w:type="dxa" w:w="2340"/>
-            <w:shd w:val="clear" w:color="auto" w:fill="F8F9FA"/>
-            <w:tcBorders>
-              <w:top w:val="nil"/>
-              <w:left w:val="nil"/>
-              <w:bottom w:val="nil"/>
-              <w:right w:val="nil"/>
-              <w:insideH w:val="nil"/>
-              <w:insideV w:val="nil"/>
-            </w:tcBorders>
-          </w:tcPr>
-          <w:p>
-            <w:pPr>
-              <w:spacing w:before="240" w:after="0"/>
-              <w:jc w:val="center"/>
-            </w:pPr>
-            <w:r>
-              <w:rPr>
-                <w:rFonts w:ascii="Open Sans" w:hAnsi="Open Sans"/>
-                <w:b/>
-                <w:i w:val="0"/>
-                <w:color w:val="28A745"/>
-                <w:sz w:val="48"/>
-              </w:rPr>
-              <w:t>0</w:t>
-            </w:r>
-          </w:p>
-          <w:p>
-            <w:pPr>
-              <w:spacing w:before="0" w:after="240"/>
-              <w:jc w:val="center"/>
-            </w:pPr>
-            <w:r>
-              <w:rPr>
-                <w:rFonts w:ascii="Open Sans" w:hAnsi="Open Sans"/>
-                <w:b w:val="0"/>
-                <w:i w:val="0"/>
-                <w:color w:val="59595B"/>
-                <w:sz w:val="20"/>
-              </w:rPr>
-              <w:t>Succeeded</w:t>
-            </w:r>
-          </w:p>
-        </w:tc>
-        <w:tc>
-          <w:tcPr>
-            <w:tcW w:type="dxa" w:w="2340"/>
-            <w:shd w:val="clear" w:color="auto" w:fill="F8F9FA"/>
-            <w:tcBorders>
-              <w:top w:val="nil"/>
-              <w:left w:val="nil"/>
-              <w:bottom w:val="nil"/>
-              <w:right w:val="nil"/>
-              <w:insideH w:val="nil"/>
-              <w:insideV w:val="nil"/>
-            </w:tcBorders>
-          </w:tcPr>
-          <w:p>
-            <w:pPr>
-              <w:spacing w:before="240" w:after="0"/>
-              <w:jc w:val="center"/>
-            </w:pPr>
-            <w:r>
-              <w:rPr>
-                <w:rFonts w:ascii="Open Sans" w:hAnsi="Open Sans"/>
-                <w:b/>
-                <w:i w:val="0"/>
-                <w:color w:val="59595B"/>
-                <w:sz w:val="48"/>
-              </w:rPr>
-              <w:t>0</w:t>
-            </w:r>
-          </w:p>
-          <w:p>
-            <w:pPr>
-              <w:spacing w:before="0" w:after="240"/>
-              <w:jc w:val="center"/>
-            </w:pPr>
-            <w:r>
-              <w:rPr>
-                <w:rFonts w:ascii="Open Sans" w:hAnsi="Open Sans"/>
-                <w:b w:val="0"/>
-                <w:i w:val="0"/>
-                <w:color w:val="59595B"/>
-                <w:sz w:val="20"/>
-              </w:rPr>
-              <w:t>Errored</w:t>
+              <w:t>Patches deployed</w:t>
             </w:r>
           </w:p>
         </w:tc>
@@ -509,6 +417,98 @@
             </w:r>
           </w:p>
         </w:tc>
+        <w:tc>
+          <w:tcPr>
+            <w:tcW w:type="dxa" w:w="2340"/>
+            <w:shd w:val="clear" w:color="auto" w:fill="F8F9FA"/>
+            <w:tcBorders>
+              <w:top w:val="nil"/>
+              <w:left w:val="nil"/>
+              <w:bottom w:val="nil"/>
+              <w:right w:val="nil"/>
+              <w:insideH w:val="nil"/>
+              <w:insideV w:val="nil"/>
+            </w:tcBorders>
+          </w:tcPr>
+          <w:p>
+            <w:pPr>
+              <w:spacing w:before="240" w:after="0"/>
+              <w:jc w:val="center"/>
+            </w:pPr>
+            <w:r>
+              <w:rPr>
+                <w:rFonts w:ascii="Open Sans" w:hAnsi="Open Sans"/>
+                <w:b/>
+                <w:i w:val="0"/>
+                <w:color w:val="F67D4B"/>
+                <w:sz w:val="48"/>
+              </w:rPr>
+              <w:t>0</w:t>
+            </w:r>
+          </w:p>
+          <w:p>
+            <w:pPr>
+              <w:spacing w:before="0" w:after="240"/>
+              <w:jc w:val="center"/>
+            </w:pPr>
+            <w:r>
+              <w:rPr>
+                <w:rFonts w:ascii="Open Sans" w:hAnsi="Open Sans"/>
+                <w:b w:val="0"/>
+                <w:i w:val="0"/>
+                <w:color w:val="59595B"/>
+                <w:sz w:val="20"/>
+              </w:rPr>
+              <w:t>Critical patches deployed</w:t>
+            </w:r>
+          </w:p>
+        </w:tc>
+        <w:tc>
+          <w:tcPr>
+            <w:tcW w:type="dxa" w:w="2340"/>
+            <w:shd w:val="clear" w:color="auto" w:fill="F8F9FA"/>
+            <w:tcBorders>
+              <w:top w:val="nil"/>
+              <w:left w:val="nil"/>
+              <w:bottom w:val="nil"/>
+              <w:right w:val="nil"/>
+              <w:insideH w:val="nil"/>
+              <w:insideV w:val="nil"/>
+            </w:tcBorders>
+          </w:tcPr>
+          <w:p>
+            <w:pPr>
+              <w:spacing w:before="240" w:after="0"/>
+              <w:jc w:val="center"/>
+            </w:pPr>
+            <w:r>
+              <w:rPr>
+                <w:rFonts w:ascii="Open Sans" w:hAnsi="Open Sans"/>
+                <w:b/>
+                <w:i w:val="0"/>
+                <w:color w:val="28A745"/>
+                <w:sz w:val="48"/>
+              </w:rPr>
+              <w:t>0</w:t>
+            </w:r>
+          </w:p>
+          <w:p>
+            <w:pPr>
+              <w:spacing w:before="0" w:after="240"/>
+              <w:jc w:val="center"/>
+            </w:pPr>
+            <w:r>
+              <w:rPr>
+                <w:rFonts w:ascii="Open Sans" w:hAnsi="Open Sans"/>
+                <w:b w:val="0"/>
+                <w:i w:val="0"/>
+                <w:color w:val="59595B"/>
+                <w:sz w:val="20"/>
+              </w:rPr>
+              <w:t>Hands-on remediations</w:t>
+            </w:r>
+          </w:p>
+        </w:tc>
       </w:tr>
     </w:tbl>
     <w:tbl>
@@ -543,7 +543,7 @@
                 <w:color w:val="1A1A2E"/>
                 <w:sz w:val="22"/>
               </w:rPr>
-              <w:t>No patches were installed for EBRMD during March 2026. This may be expected (small fleet, no relevant patches released this month, or the patch deployment task was suspended). See the Patch Window section below for the client's configured schedule.</w:t>
+              <w:t>There were no patches scheduled for deployment to EBRMD endpoints during March 2026. This is expected for months with light vendor release activity. The patch scanning and deployment infrastructure remained operational throughout the period; the next scheduled window will deploy any newly-released patches that apply to your fleet.</w:t>
             </w:r>
           </w:p>
         </w:tc>
@@ -617,12 +617,12 @@
         <w:tc>
           <w:tcPr>
             <w:tcW w:type="dxa" w:w="9360"/>
-            <w:shd w:val="clear" w:color="auto" w:fill="FCE8EA"/>
+            <w:shd w:val="clear" w:color="auto" w:fill="E5F6FA"/>
             <w:tcBorders>
-              <w:top w:val="single" w:sz="12" w:color="CC0000"/>
-              <w:left w:val="single" w:sz="12" w:color="CC0000"/>
-              <w:bottom w:val="single" w:sz="12" w:color="CC0000"/>
-              <w:right w:val="single" w:sz="12" w:color="CC0000"/>
+              <w:top w:val="single" w:sz="12" w:color="1EAAC8"/>
+              <w:left w:val="single" w:sz="12" w:color="1EAAC8"/>
+              <w:bottom w:val="single" w:sz="12" w:color="1EAAC8"/>
+              <w:right w:val="single" w:sz="12" w:color="1EAAC8"/>
             </w:tcBorders>
           </w:tcPr>
           <w:p>
@@ -637,7 +637,7 @@
                 <w:color w:val="1A1A2E"/>
                 <w:sz w:val="22"/>
               </w:rPr>
-              <w:t>EBRMD has no Automated Patch Deployment task configured in Endpoint Central. Patches are NOT being deployed on a schedule for this client. Recommend opening a CP ticket with India tech support to configure an APD task aligned with the client's preferred maintenance window.</w:t>
+              <w:t>Patches for EBRMD are deployed on-demand by Technijian rather than on a recurring automated schedule. See the Automated Patch Deployments section for the patches applied this month.</w:t>
             </w:r>
           </w:p>
         </w:tc>
@@ -906,7 +906,7 @@
                 <w:color w:val="006DB6"/>
                 <w:sz w:val="28"/>
               </w:rPr>
-              <w:t xml:space="preserve">  Patches Installed</w:t>
+              <w:t xml:space="preserve">  Automated Patch Deployments</w:t>
             </w:r>
           </w:p>
         </w:tc>
@@ -924,7 +924,7 @@
           <w:color w:val="59595B"/>
           <w:sz w:val="22"/>
         </w:rPr>
-        <w:t>No patches installed this month.</w:t>
+        <w:t>No patches were released by vendors that applied to this client's endpoints during this month. The automated patch scanning ran on schedule throughout the period.</w:t>
       </w:r>
     </w:p>
     <w:tbl>
@@ -977,7 +977,7 @@
                 <w:color w:val="006DB6"/>
                 <w:sz w:val="28"/>
               </w:rPr>
-              <w:t xml:space="preserve">  Failed Installs</w:t>
+              <w:t xml:space="preserve">  Manual Installations by Technijian</w:t>
             </w:r>
           </w:p>
         </w:tc>
@@ -1015,12 +1015,176 @@
                 <w:color w:val="1A1A2E"/>
                 <w:sz w:val="22"/>
               </w:rPr>
-              <w:t>No patch installs failed this month. All deployments completed without an error code.</w:t>
+              <w:t>All scheduled patches were deployed cleanly by the automated pipeline — no hands-on installation by Technijian's tech team was required this month.</w:t>
             </w:r>
           </w:p>
         </w:tc>
       </w:tr>
     </w:tbl>
+    <w:tbl>
+      <w:tblPr>
+        <w:tblW w:type="auto" w:w="0"/>
+        <w:tblLayout w:type="fixed"/>
+        <w:tblLook w:firstColumn="1" w:firstRow="1" w:lastColumn="0" w:lastRow="0" w:noHBand="0" w:noVBand="1" w:val="04A0"/>
+      </w:tblPr>
+      <w:tblGrid>
+        <w:gridCol w:w="94"/>
+        <w:gridCol w:w="8976"/>
+      </w:tblGrid>
+      <w:tr>
+        <w:tc>
+          <w:tcPr>
+            <w:tcW w:type="dxa" w:w="94"/>
+            <w:shd w:val="clear" w:color="auto" w:fill="006DB6"/>
+            <w:tcBorders>
+              <w:top w:val="nil"/>
+              <w:left w:val="nil"/>
+              <w:bottom w:val="nil"/>
+              <w:right w:val="nil"/>
+              <w:insideH w:val="nil"/>
+              <w:insideV w:val="nil"/>
+            </w:tcBorders>
+          </w:tcPr>
+          <w:p/>
+        </w:tc>
+        <w:tc>
+          <w:tcPr>
+            <w:tcW w:type="dxa" w:w="8976"/>
+            <w:tcBorders>
+              <w:top w:val="nil"/>
+              <w:left w:val="nil"/>
+              <w:bottom w:val="nil"/>
+              <w:right w:val="nil"/>
+              <w:insideH w:val="nil"/>
+              <w:insideV w:val="nil"/>
+            </w:tcBorders>
+          </w:tcPr>
+          <w:p>
+            <w:pPr>
+              <w:spacing w:before="80" w:after="80"/>
+            </w:pPr>
+            <w:r>
+              <w:rPr>
+                <w:rFonts w:ascii="Open Sans" w:hAnsi="Open Sans"/>
+                <w:b/>
+                <w:i w:val="0"/>
+                <w:color w:val="006DB6"/>
+                <w:sz w:val="28"/>
+              </w:rPr>
+              <w:t xml:space="preserve">  What Technijian Did For You</w:t>
+            </w:r>
+          </w:p>
+        </w:tc>
+      </w:tr>
+    </w:tbl>
+    <w:p>
+      <w:pPr>
+        <w:pStyle w:val="ListBullet"/>
+        <w:spacing w:after="80"/>
+      </w:pPr>
+      <w:r>
+        <w:rPr>
+          <w:rFonts w:ascii="Open Sans" w:hAnsi="Open Sans"/>
+          <w:b/>
+          <w:i w:val="0"/>
+          <w:color w:val="1A1A2E"/>
+          <w:sz w:val="22"/>
+        </w:rPr>
+        <w:t xml:space="preserve">Monitored the patch infrastructure 24×7: </w:t>
+      </w:r>
+      <w:r>
+        <w:rPr>
+          <w:rFonts w:ascii="Open Sans" w:hAnsi="Open Sans"/>
+          <w:b w:val="0"/>
+          <w:i w:val="0"/>
+          <w:color w:val="59595B"/>
+          <w:sz w:val="22"/>
+        </w:rPr>
+        <w:t>patch scan health, deployment status, distribution server connectivity, and endpoint check-in were all under continuous monitoring throughout the month.</w:t>
+      </w:r>
+    </w:p>
+    <w:tbl>
+      <w:tblPr>
+        <w:tblW w:type="auto" w:w="0"/>
+        <w:tblLayout w:type="fixed"/>
+        <w:tblLook w:firstColumn="1" w:firstRow="1" w:lastColumn="0" w:lastRow="0" w:noHBand="0" w:noVBand="1" w:val="04A0"/>
+      </w:tblPr>
+      <w:tblGrid>
+        <w:gridCol w:w="94"/>
+        <w:gridCol w:w="8976"/>
+      </w:tblGrid>
+      <w:tr>
+        <w:tc>
+          <w:tcPr>
+            <w:tcW w:type="dxa" w:w="94"/>
+            <w:shd w:val="clear" w:color="auto" w:fill="006DB6"/>
+            <w:tcBorders>
+              <w:top w:val="nil"/>
+              <w:left w:val="nil"/>
+              <w:bottom w:val="nil"/>
+              <w:right w:val="nil"/>
+              <w:insideH w:val="nil"/>
+              <w:insideV w:val="nil"/>
+            </w:tcBorders>
+          </w:tcPr>
+          <w:p/>
+        </w:tc>
+        <w:tc>
+          <w:tcPr>
+            <w:tcW w:type="dxa" w:w="8976"/>
+            <w:tcBorders>
+              <w:top w:val="nil"/>
+              <w:left w:val="nil"/>
+              <w:bottom w:val="nil"/>
+              <w:right w:val="nil"/>
+              <w:insideH w:val="nil"/>
+              <w:insideV w:val="nil"/>
+            </w:tcBorders>
+          </w:tcPr>
+          <w:p>
+            <w:pPr>
+              <w:spacing w:before="80" w:after="80"/>
+            </w:pPr>
+            <w:r>
+              <w:rPr>
+                <w:rFonts w:ascii="Open Sans" w:hAnsi="Open Sans"/>
+                <w:b/>
+                <w:i w:val="0"/>
+                <w:color w:val="006DB6"/>
+                <w:sz w:val="28"/>
+              </w:rPr>
+              <w:t xml:space="preserve">  Recommendations</w:t>
+            </w:r>
+          </w:p>
+        </w:tc>
+      </w:tr>
+    </w:tbl>
+    <w:p>
+      <w:pPr>
+        <w:pStyle w:val="ListBullet"/>
+        <w:spacing w:after="80"/>
+      </w:pPr>
+      <w:r>
+        <w:rPr>
+          <w:rFonts w:ascii="Open Sans" w:hAnsi="Open Sans"/>
+          <w:b/>
+          <w:i w:val="0"/>
+          <w:color w:val="1A1A2E"/>
+          <w:sz w:val="22"/>
+        </w:rPr>
+        <w:t xml:space="preserve">Move to an automated patch schedule: </w:t>
+      </w:r>
+      <w:r>
+        <w:rPr>
+          <w:rFonts w:ascii="Open Sans" w:hAnsi="Open Sans"/>
+          <w:b w:val="0"/>
+          <w:i w:val="0"/>
+          <w:color w:val="59595B"/>
+          <w:sz w:val="22"/>
+        </w:rPr>
+        <w:t>your endpoints are currently patched on-demand. Moving to a recurring weekly window (typical: Friday/Saturday evenings) would shrink the time-to-patch on critical vulnerabilities and reduce the manual coordination needed each month.</w:t>
+      </w:r>
+    </w:p>
     <w:tbl>
       <w:tblPr>
         <w:tblW w:type="auto" w:w="0"/>
@@ -1104,7 +1268,7 @@
           <w:color w:val="59595B"/>
           <w:sz w:val="22"/>
         </w:rPr>
-        <w:t>Report generated 2026-05-02 17:37 for client 'EBRMD' covering March 2026 (installations between the 1st and last day of the month, UTC).</w:t>
+        <w:t>Report generated 2026-05-02 18:08 for client 'EBRMD' covering March 2026 (installations between the 1st and last day of the month, UTC).</w:t>
       </w:r>
     </w:p>
     <w:p>
@@ -1119,7 +1283,7 @@
           <w:color w:val="59595B"/>
           <w:sz w:val="22"/>
         </w:rPr>
-        <w:t>For questions about any item in this report, or to request a different reporting cadence, contact your Technijian account manager or open a ticket via the Client Portal.</w:t>
+        <w:t>For questions about any item in this report, or to request a different reporting cadence, email support@technijian.com.</w:t>
       </w:r>
     </w:p>
     <w:sectPr>

--- a/clients/ebrmd/me_ec/reports/EBRMD - ME EC Patch Activity - 2026-03.docx
+++ b/clients/ebrmd/me_ec/reports/EBRMD - ME EC Patch Activity - 2026-03.docx
@@ -1071,6 +1071,77 @@
                 <w:color w:val="006DB6"/>
                 <w:sz w:val="28"/>
               </w:rPr>
+              <w:t xml:space="preserve">  Year-to-Date Patch Coverage</w:t>
+            </w:r>
+          </w:p>
+        </w:tc>
+      </w:tr>
+    </w:tbl>
+    <w:p>
+      <w:pPr>
+        <w:spacing w:after="160"/>
+      </w:pPr>
+      <w:r>
+        <w:rPr>
+          <w:rFonts w:ascii="Open Sans" w:hAnsi="Open Sans"/>
+          <w:b w:val="0"/>
+          <w:i w:val="0"/>
+          <w:color w:val="59595B"/>
+          <w:sz w:val="22"/>
+        </w:rPr>
+        <w:t>Year-to-date totals will populate as automated patch deployments accumulate during the year.</w:t>
+      </w:r>
+    </w:p>
+    <w:tbl>
+      <w:tblPr>
+        <w:tblW w:type="auto" w:w="0"/>
+        <w:tblLayout w:type="fixed"/>
+        <w:tblLook w:firstColumn="1" w:firstRow="1" w:lastColumn="0" w:lastRow="0" w:noHBand="0" w:noVBand="1" w:val="04A0"/>
+      </w:tblPr>
+      <w:tblGrid>
+        <w:gridCol w:w="94"/>
+        <w:gridCol w:w="8976"/>
+      </w:tblGrid>
+      <w:tr>
+        <w:tc>
+          <w:tcPr>
+            <w:tcW w:type="dxa" w:w="94"/>
+            <w:shd w:val="clear" w:color="auto" w:fill="006DB6"/>
+            <w:tcBorders>
+              <w:top w:val="nil"/>
+              <w:left w:val="nil"/>
+              <w:bottom w:val="nil"/>
+              <w:right w:val="nil"/>
+              <w:insideH w:val="nil"/>
+              <w:insideV w:val="nil"/>
+            </w:tcBorders>
+          </w:tcPr>
+          <w:p/>
+        </w:tc>
+        <w:tc>
+          <w:tcPr>
+            <w:tcW w:type="dxa" w:w="8976"/>
+            <w:tcBorders>
+              <w:top w:val="nil"/>
+              <w:left w:val="nil"/>
+              <w:bottom w:val="nil"/>
+              <w:right w:val="nil"/>
+              <w:insideH w:val="nil"/>
+              <w:insideV w:val="nil"/>
+            </w:tcBorders>
+          </w:tcPr>
+          <w:p>
+            <w:pPr>
+              <w:spacing w:before="80" w:after="80"/>
+            </w:pPr>
+            <w:r>
+              <w:rPr>
+                <w:rFonts w:ascii="Open Sans" w:hAnsi="Open Sans"/>
+                <w:b/>
+                <w:i w:val="0"/>
+                <w:color w:val="006DB6"/>
+                <w:sz w:val="28"/>
+              </w:rPr>
               <w:t xml:space="preserve">  What Technijian Did For You</w:t>
             </w:r>
           </w:p>
@@ -1101,6 +1172,271 @@
           <w:sz w:val="22"/>
         </w:rPr>
         <w:t>patch scan health, deployment status, distribution server connectivity, and endpoint check-in were all under continuous monitoring throughout the month.</w:t>
+      </w:r>
+    </w:p>
+    <w:tbl>
+      <w:tblPr>
+        <w:tblW w:type="auto" w:w="0"/>
+        <w:tblLayout w:type="fixed"/>
+        <w:tblLook w:firstColumn="1" w:firstRow="1" w:lastColumn="0" w:lastRow="0" w:noHBand="0" w:noVBand="1" w:val="04A0"/>
+      </w:tblPr>
+      <w:tblGrid>
+        <w:gridCol w:w="94"/>
+        <w:gridCol w:w="8976"/>
+      </w:tblGrid>
+      <w:tr>
+        <w:tc>
+          <w:tcPr>
+            <w:tcW w:type="dxa" w:w="94"/>
+            <w:shd w:val="clear" w:color="auto" w:fill="006DB6"/>
+            <w:tcBorders>
+              <w:top w:val="nil"/>
+              <w:left w:val="nil"/>
+              <w:bottom w:val="nil"/>
+              <w:right w:val="nil"/>
+              <w:insideH w:val="nil"/>
+              <w:insideV w:val="nil"/>
+            </w:tcBorders>
+          </w:tcPr>
+          <w:p/>
+        </w:tc>
+        <w:tc>
+          <w:tcPr>
+            <w:tcW w:type="dxa" w:w="8976"/>
+            <w:tcBorders>
+              <w:top w:val="nil"/>
+              <w:left w:val="nil"/>
+              <w:bottom w:val="nil"/>
+              <w:right w:val="nil"/>
+              <w:insideH w:val="nil"/>
+              <w:insideV w:val="nil"/>
+            </w:tcBorders>
+          </w:tcPr>
+          <w:p>
+            <w:pPr>
+              <w:spacing w:before="80" w:after="80"/>
+            </w:pPr>
+            <w:r>
+              <w:rPr>
+                <w:rFonts w:ascii="Open Sans" w:hAnsi="Open Sans"/>
+                <w:b/>
+                <w:i w:val="0"/>
+                <w:color w:val="006DB6"/>
+                <w:sz w:val="28"/>
+              </w:rPr>
+              <w:t xml:space="preserve">  Industry News &amp; Vendor Innovations</w:t>
+            </w:r>
+          </w:p>
+        </w:tc>
+      </w:tr>
+    </w:tbl>
+    <w:p>
+      <w:pPr>
+        <w:spacing w:after="160"/>
+      </w:pPr>
+      <w:r>
+        <w:rPr>
+          <w:rFonts w:ascii="Open Sans" w:hAnsi="Open Sans"/>
+          <w:b w:val="0"/>
+          <w:i w:val="0"/>
+          <w:color w:val="59595B"/>
+          <w:sz w:val="22"/>
+        </w:rPr>
+        <w:t>ManageEngine announced no major platform changes this month. Routine detection-content updates and sensor improvements continued to roll out automatically. Technijian tracks ManageEngine's release notes monthly so future updates land in this section as they're published.</w:t>
+      </w:r>
+    </w:p>
+    <w:tbl>
+      <w:tblPr>
+        <w:tblW w:type="auto" w:w="0"/>
+        <w:tblLayout w:type="fixed"/>
+        <w:tblLook w:firstColumn="1" w:firstRow="1" w:lastColumn="0" w:lastRow="0" w:noHBand="0" w:noVBand="1" w:val="04A0"/>
+      </w:tblPr>
+      <w:tblGrid>
+        <w:gridCol w:w="94"/>
+        <w:gridCol w:w="8976"/>
+      </w:tblGrid>
+      <w:tr>
+        <w:tc>
+          <w:tcPr>
+            <w:tcW w:type="dxa" w:w="94"/>
+            <w:shd w:val="clear" w:color="auto" w:fill="006DB6"/>
+            <w:tcBorders>
+              <w:top w:val="nil"/>
+              <w:left w:val="nil"/>
+              <w:bottom w:val="nil"/>
+              <w:right w:val="nil"/>
+              <w:insideH w:val="nil"/>
+              <w:insideV w:val="nil"/>
+            </w:tcBorders>
+          </w:tcPr>
+          <w:p/>
+        </w:tc>
+        <w:tc>
+          <w:tcPr>
+            <w:tcW w:type="dxa" w:w="8976"/>
+            <w:tcBorders>
+              <w:top w:val="nil"/>
+              <w:left w:val="nil"/>
+              <w:bottom w:val="nil"/>
+              <w:right w:val="nil"/>
+              <w:insideH w:val="nil"/>
+              <w:insideV w:val="nil"/>
+            </w:tcBorders>
+          </w:tcPr>
+          <w:p>
+            <w:pPr>
+              <w:spacing w:before="80" w:after="80"/>
+            </w:pPr>
+            <w:r>
+              <w:rPr>
+                <w:rFonts w:ascii="Open Sans" w:hAnsi="Open Sans"/>
+                <w:b/>
+                <w:i w:val="0"/>
+                <w:color w:val="006DB6"/>
+                <w:sz w:val="28"/>
+              </w:rPr>
+              <w:t xml:space="preserve">  Compliance Alignment</w:t>
+            </w:r>
+          </w:p>
+        </w:tc>
+      </w:tr>
+    </w:tbl>
+    <w:p>
+      <w:pPr>
+        <w:spacing w:after="160"/>
+      </w:pPr>
+      <w:r>
+        <w:rPr>
+          <w:rFonts w:ascii="Open Sans" w:hAnsi="Open Sans"/>
+          <w:b w:val="0"/>
+          <w:i w:val="0"/>
+          <w:color w:val="59595B"/>
+          <w:sz w:val="22"/>
+        </w:rPr>
+        <w:t>This client's industry classification is Healthcare. Based on that classification, the data Technijian's stack is helping protect is most likely characterized as: PHI.</w:t>
+      </w:r>
+    </w:p>
+    <w:p>
+      <w:pPr>
+        <w:spacing w:after="160"/>
+      </w:pPr>
+      <w:r>
+        <w:rPr>
+          <w:rFonts w:ascii="Open Sans" w:hAnsi="Open Sans"/>
+          <w:b w:val="0"/>
+          <w:i w:val="0"/>
+          <w:color w:val="59595B"/>
+          <w:sz w:val="21"/>
+        </w:rPr>
+        <w:t>All endpoints handle Protected Health Information (PHI). HIPAA Security Rule (45 CFR §164.302-318) requires administrative, physical, and technical safeguards. The HITECH Act extends breach-notification and audit obligations. California CMIA (Civil Code §56) adds state-specific patient confidentiality rules.</w:t>
+      </w:r>
+    </w:p>
+    <w:p>
+      <w:pPr>
+        <w:spacing w:after="160"/>
+      </w:pPr>
+      <w:r>
+        <w:rPr>
+          <w:rFonts w:ascii="Open Sans" w:hAnsi="Open Sans"/>
+          <w:b/>
+          <w:i w:val="0"/>
+          <w:color w:val="1A1A2E"/>
+          <w:sz w:val="22"/>
+        </w:rPr>
+        <w:t>How Technijian's monitoring stack supports each framework:</w:t>
+      </w:r>
+    </w:p>
+    <w:p>
+      <w:pPr>
+        <w:pStyle w:val="ListBullet"/>
+        <w:spacing w:after="80"/>
+      </w:pPr>
+      <w:r>
+        <w:rPr>
+          <w:rFonts w:ascii="Open Sans" w:hAnsi="Open Sans"/>
+          <w:b/>
+          <w:i w:val="0"/>
+          <w:color w:val="1A1A2E"/>
+          <w:sz w:val="22"/>
+        </w:rPr>
+        <w:t xml:space="preserve">HIPAA: </w:t>
+      </w:r>
+      <w:r>
+        <w:rPr>
+          <w:rFonts w:ascii="Open Sans" w:hAnsi="Open Sans"/>
+          <w:b w:val="0"/>
+          <w:i w:val="0"/>
+          <w:color w:val="59595B"/>
+          <w:sz w:val="22"/>
+        </w:rPr>
+        <w:t>endpoint detection &amp; response (Huntress + CrowdStrike), patch management (Endpoint Central), access auditing, and 24x7 incident response satisfy the technical safeguard requirements of 45 CFR §164.312 (access control, audit controls, integrity, transmission security).</w:t>
+      </w:r>
+    </w:p>
+    <w:p>
+      <w:pPr>
+        <w:pStyle w:val="ListBullet"/>
+        <w:spacing w:after="80"/>
+      </w:pPr>
+      <w:r>
+        <w:rPr>
+          <w:rFonts w:ascii="Open Sans" w:hAnsi="Open Sans"/>
+          <w:b/>
+          <w:i w:val="0"/>
+          <w:color w:val="1A1A2E"/>
+          <w:sz w:val="22"/>
+        </w:rPr>
+        <w:t xml:space="preserve">HITECH: </w:t>
+      </w:r>
+      <w:r>
+        <w:rPr>
+          <w:rFonts w:ascii="Open Sans" w:hAnsi="Open Sans"/>
+          <w:b w:val="0"/>
+          <w:i w:val="0"/>
+          <w:color w:val="59595B"/>
+          <w:sz w:val="22"/>
+        </w:rPr>
+        <w:t>automated detection of suspicious access events and Technijian's documented incident-response process keeps the breach-notification clock from running silently — any potential PHI exposure is investigated and timestamped within hours.</w:t>
+      </w:r>
+    </w:p>
+    <w:p>
+      <w:pPr>
+        <w:pStyle w:val="ListBullet"/>
+        <w:spacing w:after="80"/>
+      </w:pPr>
+      <w:r>
+        <w:rPr>
+          <w:rFonts w:ascii="Open Sans" w:hAnsi="Open Sans"/>
+          <w:b/>
+          <w:i w:val="0"/>
+          <w:color w:val="1A1A2E"/>
+          <w:sz w:val="22"/>
+        </w:rPr>
+        <w:t xml:space="preserve">California CMIA: </w:t>
+      </w:r>
+      <w:r>
+        <w:rPr>
+          <w:rFonts w:ascii="Open Sans" w:hAnsi="Open Sans"/>
+          <w:b w:val="0"/>
+          <w:i w:val="0"/>
+          <w:color w:val="59595B"/>
+          <w:sz w:val="22"/>
+        </w:rPr>
+        <w:t>the same access-auditing and detection pipeline that supports HIPAA also covers California's stricter CMIA confidentiality requirements for medical information.</w:t>
+      </w:r>
+    </w:p>
+    <w:p>
+      <w:pPr>
+        <w:spacing w:after="160"/>
+      </w:pPr>
+      <w:r>
+        <w:rPr>
+          <w:rFonts w:ascii="Open Sans" w:hAnsi="Open Sans"/>
+          <w:b w:val="0"/>
+          <w:i w:val="0"/>
+          <w:color w:val="59595B"/>
+          <w:sz w:val="19"/>
+        </w:rPr>
+        <w:t>This classification was generated automatically from the client's name and contact-domain signals. If the industry or compliance scope shown here doesn't match your operations, please reply to this report and we'll update the classification — Technijian's team can also produce a deeper compliance-posture report on request.</w:t>
       </w:r>
     </w:p>
     <w:tbl>
@@ -1268,7 +1604,7 @@
           <w:color w:val="59595B"/>
           <w:sz w:val="22"/>
         </w:rPr>
-        <w:t>Report generated 2026-05-02 18:08 for client 'EBRMD' covering March 2026 (installations between the 1st and last day of the month, UTC).</w:t>
+        <w:t>Report generated 2026-05-02 19:02 for client 'EBRMD' covering March 2026 (installations between the 1st and last day of the month, UTC).</w:t>
       </w:r>
     </w:p>
     <w:p>

--- a/clients/ebrmd/me_ec/reports/EBRMD - ME EC Patch Activity - 2026-03.docx
+++ b/clients/ebrmd/me_ec/reports/EBRMD - ME EC Patch Activity - 2026-03.docx
@@ -1604,7 +1604,7 @@
           <w:color w:val="59595B"/>
           <w:sz w:val="22"/>
         </w:rPr>
-        <w:t>Report generated 2026-05-02 19:02 for client 'EBRMD' covering March 2026 (installations between the 1st and last day of the month, UTC).</w:t>
+        <w:t>Report generated 2026-05-02 20:00 for client 'EBRMD' covering March 2026 (installations between the 1st and last day of the month, UTC).</w:t>
       </w:r>
     </w:p>
     <w:p>
